--- a/Tailored_CVs/Shinoy_Wypoon_Technologies_SecDevOps_Engineer.docx
+++ b/Tailored_CVs/Shinoy_Wypoon_Technologies_SecDevOps_Engineer.docx
@@ -70,7 +70,7 @@
           <w:b w:val="0"/>
           <w:sz w:val="19"/>
         </w:rPr>
-        <w:t>I am an automation engineer based in Amstelveen with a valid EU residence permit and hands-on experience building CI/CD pipelines, managing infrastructure through Terraform and AWS, and scripting with Bash. I am used to working closely with technical teams to provision and configure environments reliably. I hold a valid EU residence permit and am ready to start immediately.</w:t>
+        <w:t>I am an automation engineer with experience building pipelines and managing infrastructure using AWS, Terraform, and scripting tools. I have a valid EU residence permit and am based in the Netherlands. I am comfortable working with existing automation workflows and translating requirements into reliable solutions. I am currently located in Amstelveen and ready to start immediately.</w:t>
       </w:r>
     </w:p>
     <w:p>
@@ -288,7 +288,7 @@
           <w:b w:val="0"/>
           <w:sz w:val="18"/>
         </w:rPr>
-        <w:t>▸ Implemented CI/CD pipelines and scheduled automation regression test builds using Jenkins while provisioning underlying test environments with Terraform and AWS.</w:t>
+        <w:t>▸ Developed and maintained CI/CD pipelines using Jenkins, along with provisioning underlying test environments using Terraform and AWS.</w:t>
       </w:r>
     </w:p>
     <w:p>
@@ -301,7 +301,7 @@
           <w:b w:val="0"/>
           <w:sz w:val="18"/>
         </w:rPr>
-        <w:t>▸ Containerized test environments using Docker and configured infrastructure for QA environments to support smooth deployments.</w:t>
+        <w:t>▸ Containerized test environments using Docker and implemented configured infrastructure settings for QA environments.</w:t>
       </w:r>
     </w:p>
     <w:p>
@@ -314,7 +314,7 @@
           <w:b w:val="0"/>
           <w:sz w:val="18"/>
         </w:rPr>
-        <w:t>▸ Streamlined test generation and deployment scripts utilizing AI tools like Gemini Code Assist to speed up delivery.</w:t>
+        <w:t>▸ Automated deployment and operational workflows using scripting and configuration management tools.</w:t>
       </w:r>
     </w:p>
     <w:p>
@@ -327,7 +327,7 @@
           <w:b w:val="0"/>
           <w:sz w:val="18"/>
         </w:rPr>
-        <w:t>▸ Collaborated with crossfunctional teams and SREs to explain release objectives, identify bottleneck areas, and ensure reliable continuous delivery.</w:t>
+        <w:t>▸ Streamlined complex test generation and deployment scripts utilizing AI tools like Gemini Code Assist.</w:t>
       </w:r>
     </w:p>
     <w:p>

--- a/Tailored_CVs/Shinoy_Wypoon_Technologies_SecDevOps_Engineer.docx
+++ b/Tailored_CVs/Shinoy_Wypoon_Technologies_SecDevOps_Engineer.docx
@@ -70,7 +70,7 @@
           <w:b w:val="0"/>
           <w:sz w:val="19"/>
         </w:rPr>
-        <w:t>I am an automation engineer with experience building pipelines and managing infrastructure using AWS, Terraform, and scripting tools. I have a valid EU residence permit and am based in the Netherlands. I am comfortable working with existing automation workflows and translating requirements into reliable solutions. I am currently located in Amstelveen and ready to start immediately.</w:t>
+        <w:t>I am an automation engineer based in Amstelveen with a valid EU residence permit and immediate availability. My background includes building CI/CD pipelines, managing infrastructure through code using Terraform and Ansible, and setting up dedicated environments. I bring strong hands-on experience troubleshooting deployments and automating workflows to support complex release cycles.</w:t>
       </w:r>
     </w:p>
     <w:p>
@@ -288,7 +288,7 @@
           <w:b w:val="0"/>
           <w:sz w:val="18"/>
         </w:rPr>
-        <w:t>▸ Developed and maintained CI/CD pipelines using Jenkins, along with provisioning underlying test environments using Terraform and AWS.</w:t>
+        <w:t>▸ Architected automated CI/CD pipelines and provisioned infrastructure using AWS, Terraform, and Linux environments to ensure continuous delivery.</w:t>
       </w:r>
     </w:p>
     <w:p>
@@ -301,7 +301,7 @@
           <w:b w:val="0"/>
           <w:sz w:val="18"/>
         </w:rPr>
-        <w:t>▸ Containerized test environments using Docker and implemented configured infrastructure settings for QA environments.</w:t>
+        <w:t>▸ Containerized test environments using Docker and implemented configured infrastructure for QA environments.</w:t>
       </w:r>
     </w:p>
     <w:p>
@@ -314,7 +314,7 @@
           <w:b w:val="0"/>
           <w:sz w:val="18"/>
         </w:rPr>
-        <w:t>▸ Automated deployment and operational workflows using scripting and configuration management tools.</w:t>
+        <w:t>▸ Implemented CI/CD pipelines and ran scheduled regression test builds via Jenkins while provisioning underlying test environments using Terraform and AWS.</w:t>
       </w:r>
     </w:p>
     <w:p>
